--- a/course_development/active_inference_ms/01_real_life_skills/01_systems/output/study-guides/01_systems-questions.docx
+++ b/course_development/active_inference_ms/01_real_life_skills/01_systems/output/study-guides/01_systems-questions.docx
@@ -9,7 +9,7 @@
     </w:p>
     <w:p>
       <w:r>
-        <w:t>Define Systems in your own words, specifically as it applies to Ms.</w:t>
+        <w:t>Define Systems in your own words, specifically as it applies to Middle School.</w:t>
       </w:r>
     </w:p>
     <w:p>
@@ -24,87 +24,87 @@
     </w:p>
     <w:p>
       <w:r>
-        <w:t>Develop a question that connects Systems to a real-world problem in Ms.</w:t>
+        <w:t>Name three systems you are part of right now (besides your family). For each one, list two parts and explain how they are connected.</w:t>
       </w:r>
     </w:p>
     <w:p>
       <w:r>
-        <w:t>Develop a question that connects Systems to a real-world problem in Ms.</w:t>
+        <w:t>Your friend group is a system. What happens to the whole group when two people in it start arguing? Trace at least two ripple effects.</w:t>
       </w:r>
     </w:p>
     <w:p>
       <w:r>
-        <w:t>Develop a question that connects Systems to a real-world problem in Ms.</w:t>
+        <w:t>Think about your school cafeteria as a system. What are the inputs (things that go in), outputs (things that come out), and at least one feedback loop?</w:t>
       </w:r>
     </w:p>
     <w:p>
       <w:r>
-        <w:t>Develop a question that connects Systems to a real-world problem in Ms.</w:t>
+        <w:t>If your school decided to ban phones during lunch, map out three ripple effects that change would cause through the school system.</w:t>
       </w:r>
     </w:p>
     <w:p>
       <w:r>
-        <w:t>Develop a question that connects Systems to a real-world problem in Ms.</w:t>
+        <w:t>What is a boundary in a system? Give an example of a boundary in your life that is clear and one that is fuzzy.</w:t>
       </w:r>
     </w:p>
     <w:p>
       <w:r>
-        <w:t>Develop a question that connects Systems to a real-world problem in Ms.</w:t>
+        <w:t>A basketball team and a pile of five random people both have five humans. Why is the team a system but the random group is not? What is the difference?</w:t>
       </w:r>
     </w:p>
     <w:p>
       <w:r>
-        <w:t>Develop a question that connects Systems to a real-world problem in Ms.</w:t>
+        <w:t>Imagine you could remove one part of your morning routine system. Which part would cause the biggest ripple effect if it disappeared, and why?</w:t>
       </w:r>
     </w:p>
     <w:p>
       <w:r>
-        <w:t>Develop a question that connects Systems to a real-world problem in Ms.</w:t>
+        <w:t>How is a group chat like a system? Identify the parts, connections, and what the system does that individual members cannot do alone.</w:t>
       </w:r>
     </w:p>
     <w:p>
       <w:r>
-        <w:t>Develop a question that connects Systems to a real-world problem in Ms.</w:t>
+        <w:t>Compare your family system to your school system. What do they have in common? How are the boundaries different?</w:t>
       </w:r>
     </w:p>
     <w:p>
       <w:r>
-        <w:t>Develop a question that connects Systems to a real-world problem in Ms.</w:t>
+        <w:t>Give an example of a positive ripple effect in a system you belong to, where one small change made many things better.</w:t>
       </w:r>
     </w:p>
     <w:p>
       <w:r>
-        <w:t>Develop a question that connects Systems to a real-world problem in Ms.</w:t>
+        <w:t>Why is it important to think about systems before making a big decision? Use the example of posting something on social media to explain.</w:t>
       </w:r>
     </w:p>
     <w:p>
       <w:r>
-        <w:t>Develop a question that connects Systems to a real-world problem in Ms.</w:t>
+        <w:t>Draw or describe a system that includes at least four parts and three connections. Label the boundary. It can be real or made up.</w:t>
       </w:r>
     </w:p>
     <w:p>
       <w:r>
-        <w:t>Develop a question that connects Systems to a real-world problem in Ms.</w:t>
+        <w:t>Your teacher is absent for a week. Trace how this one change ripples through at least three other parts of the school system.</w:t>
       </w:r>
     </w:p>
     <w:p>
       <w:r>
-        <w:t>Develop a question that connects Systems to a real-world problem in Ms.</w:t>
+        <w:t>Can a single person be a system? Why or why not? Use what you learned about parts, connections, and purpose to argue your answer.</w:t>
       </w:r>
     </w:p>
     <w:p>
       <w:r>
-        <w:t>Develop a question that connects Systems to a real-world problem in Ms.</w:t>
+        <w:t>Explain why the statement "you can't change just one thing" is true in a system. Use a specific example from your daily life.</w:t>
       </w:r>
     </w:p>
     <w:p>
       <w:r>
-        <w:t>Develop a question that connects Systems to a real-world problem in Ms.</w:t>
+        <w:t>How would understanding systems help you solve a conflict between two friends? What would you look at that most people miss?</w:t>
       </w:r>
     </w:p>
     <w:p>
       <w:r>
-        <w:t>Develop a question that connects Systems to a real-world problem in Ms.</w:t>
+        <w:t>Design a brand-new system for organizing a school event. Identify at least three parts, how they connect, and what could go wrong if one part fails.</w:t>
       </w:r>
     </w:p>
     <w:sectPr>
